--- a/klagomål/A 14594-2022 FSC-klagomål.docx
+++ b/klagomål/A 14594-2022 FSC-klagomål.docx
@@ -1136,7 +1136,7 @@
     <w:r>
       <w:tab/>
       <w:tab/>
-      <w:t>2026-09-14</w:t>
+      <w:t>2026-09-15</w:t>
       <w:br/>
       <w:br/>
     </w:r>

--- a/klagomål/A 14594-2022 FSC-klagomål.docx
+++ b/klagomål/A 14594-2022 FSC-klagomål.docx
@@ -1136,7 +1136,7 @@
     <w:r>
       <w:tab/>
       <w:tab/>
-      <w:t>2026-09-15</w:t>
+      <w:t>2026-09-16</w:t>
       <w:br/>
       <w:br/>
     </w:r>

--- a/klagomål/A 14594-2022 FSC-klagomål.docx
+++ b/klagomål/A 14594-2022 FSC-klagomål.docx
@@ -1136,7 +1136,7 @@
     <w:r>
       <w:tab/>
       <w:tab/>
-      <w:t>2026-09-16</w:t>
+      <w:t>2026-09-17</w:t>
       <w:br/>
       <w:br/>
     </w:r>

--- a/klagomål/A 14594-2022 FSC-klagomål.docx
+++ b/klagomål/A 14594-2022 FSC-klagomål.docx
@@ -1136,7 +1136,7 @@
     <w:r>
       <w:tab/>
       <w:tab/>
-      <w:t>2026-09-17</w:t>
+      <w:t>2026-09-18</w:t>
       <w:br/>
       <w:br/>
     </w:r>

--- a/klagomål/A 14594-2022 FSC-klagomål.docx
+++ b/klagomål/A 14594-2022 FSC-klagomål.docx
@@ -1136,7 +1136,7 @@
     <w:r>
       <w:tab/>
       <w:tab/>
-      <w:t>2026-09-18</w:t>
+      <w:t>2026-09-19</w:t>
       <w:br/>
       <w:br/>
     </w:r>

--- a/klagomål/A 14594-2022 FSC-klagomål.docx
+++ b/klagomål/A 14594-2022 FSC-klagomål.docx
@@ -1136,7 +1136,7 @@
     <w:r>
       <w:tab/>
       <w:tab/>
-      <w:t>2026-09-19</w:t>
+      <w:t>2026-09-21</w:t>
       <w:br/>
       <w:br/>
     </w:r>

--- a/klagomål/A 14594-2022 FSC-klagomål.docx
+++ b/klagomål/A 14594-2022 FSC-klagomål.docx
@@ -1136,7 +1136,7 @@
     <w:r>
       <w:tab/>
       <w:tab/>
-      <w:t>2026-09-21</w:t>
+      <w:t>2026-09-23</w:t>
       <w:br/>
       <w:br/>
     </w:r>

--- a/klagomål/A 14594-2022 FSC-klagomål.docx
+++ b/klagomål/A 14594-2022 FSC-klagomål.docx
@@ -178,7 +178,7 @@
       <w:r>
         <w:drawing>
           <wp:inline xmlns:a="http://schemas.openxmlformats.org/drawingml/2006/main" xmlns:pic="http://schemas.openxmlformats.org/drawingml/2006/picture">
-            <wp:extent cx="5486400" cy="4372152"/>
+            <wp:extent cx="5486400" cy="4487159"/>
             <wp:docPr id="1" name="Picture 1"/>
             <wp:cNvGraphicFramePr>
               <a:graphicFrameLocks noChangeAspect="1"/>
@@ -199,7 +199,7 @@
                   <pic:spPr>
                     <a:xfrm>
                       <a:off x="0" y="0"/>
-                      <a:ext cx="5486400" cy="4372152"/>
+                      <a:ext cx="5486400" cy="4487159"/>
                     </a:xfrm>
                     <a:prstGeom prst="rect"/>
                   </pic:spPr>
@@ -221,7 +221,7 @@
     </w:p>
     <w:p>
       <w:r>
-        <w:t>I och inom 22 meter från avverkningsanmälan finns fynd av 15 naturvårdsarter, varav 6 är rödlistade, 13 är fridlysta, 2 är typiska (T) och 1 är signalart (S): igelkott (VU), grönsångare (NT, §4), gulsparv (NT, §4), mindre hackspett (NT, T, §4), nordfladdermus (NT, §4a), rördrom (NT, §4), jättesvampmal (S), spillkråka (T, §4), dvärgpipistrell (§4a), havsörn (§4), kungsfågel (§4), sävsparv (§4), törnskata (§4), vattenfladdermus (§4a) och ärtsångare (§4). Se Figur 1.</w:t>
+        <w:t>I och inom 22 meter från avverkningsanmälan finns fynd av 17 naturvårdsarter, varav 8 är rödlistade, 15 är fridlysta, 2 är typiska (T) och 1 är signalart (S): igelkott (VU), enkelbeckasin (NT, §4), grönsångare (NT, §4), gulsparv (NT, §4), mindre hackspett (NT, T, §4), nordfladdermus (NT, §4a), rödvingetrast (NT, §4), rördrom (NT, §4), jättesvampmal (S), spillkråka (T, §4), dvärgpipistrell (§4a), havsörn (§4), kungsfågel (§4), sävsparv (§4), törnskata (§4), vattenfladdermus (§4a) och ärtsångare (§4). Se Figur 1.</w:t>
       </w:r>
     </w:p>
     <w:p>
@@ -486,7 +486,7 @@
         <w:rPr>
           <w:i/>
         </w:rPr>
-        <w:t>I det avverkningsanmälda skogsområdet har 15 naturvårdsarter varav 6 rödlistade arter sina livsmiljöer och växtplatser.</w:t>
+        <w:t>I det avverkningsanmälda skogsområdet har 17 naturvårdsarter varav 8 rödlistade arter sina livsmiljöer och växtplatser.</w:t>
       </w:r>
     </w:p>
     <w:p>
@@ -1136,7 +1136,7 @@
     <w:r>
       <w:tab/>
       <w:tab/>
-      <w:t>2026-09-23</w:t>
+      <w:t>2026-09-24</w:t>
       <w:br/>
       <w:br/>
     </w:r>

--- a/klagomål/A 14594-2022 FSC-klagomål.docx
+++ b/klagomål/A 14594-2022 FSC-klagomål.docx
@@ -1136,7 +1136,7 @@
     <w:r>
       <w:tab/>
       <w:tab/>
-      <w:t>2026-09-24</w:t>
+      <w:t>2026-09-25</w:t>
       <w:br/>
       <w:br/>
     </w:r>

--- a/klagomål/A 14594-2022 FSC-klagomål.docx
+++ b/klagomål/A 14594-2022 FSC-klagomål.docx
@@ -1136,7 +1136,7 @@
     <w:r>
       <w:tab/>
       <w:tab/>
-      <w:t>2026-09-25</w:t>
+      <w:t>2026-09-26</w:t>
       <w:br/>
       <w:br/>
     </w:r>

--- a/klagomål/A 14594-2022 FSC-klagomål.docx
+++ b/klagomål/A 14594-2022 FSC-klagomål.docx
@@ -1136,7 +1136,7 @@
     <w:r>
       <w:tab/>
       <w:tab/>
-      <w:t>2026-09-26</w:t>
+      <w:t>2026-09-27</w:t>
       <w:br/>
       <w:br/>
     </w:r>

--- a/klagomål/A 14594-2022 FSC-klagomål.docx
+++ b/klagomål/A 14594-2022 FSC-klagomål.docx
@@ -1136,7 +1136,7 @@
     <w:r>
       <w:tab/>
       <w:tab/>
-      <w:t>2026-09-27</w:t>
+      <w:t>2026-09-28</w:t>
       <w:br/>
       <w:br/>
     </w:r>

--- a/klagomål/A 14594-2022 FSC-klagomål.docx
+++ b/klagomål/A 14594-2022 FSC-klagomål.docx
@@ -1136,7 +1136,7 @@
     <w:r>
       <w:tab/>
       <w:tab/>
-      <w:t>2026-09-28</w:t>
+      <w:t>2026-09-29</w:t>
       <w:br/>
       <w:br/>
     </w:r>

--- a/klagomål/A 14594-2022 FSC-klagomål.docx
+++ b/klagomål/A 14594-2022 FSC-klagomål.docx
@@ -1136,7 +1136,7 @@
     <w:r>
       <w:tab/>
       <w:tab/>
-      <w:t>2026-09-29</w:t>
+      <w:t>2026-09-30</w:t>
       <w:br/>
       <w:br/>
     </w:r>

--- a/klagomål/A 14594-2022 FSC-klagomål.docx
+++ b/klagomål/A 14594-2022 FSC-klagomål.docx
@@ -1136,7 +1136,7 @@
     <w:r>
       <w:tab/>
       <w:tab/>
-      <w:t>2026-09-30</w:t>
+      <w:t>2026-10-01</w:t>
       <w:br/>
       <w:br/>
     </w:r>

--- a/klagomål/A 14594-2022 FSC-klagomål.docx
+++ b/klagomål/A 14594-2022 FSC-klagomål.docx
@@ -1136,7 +1136,7 @@
     <w:r>
       <w:tab/>
       <w:tab/>
-      <w:t>2026-10-01</w:t>
+      <w:t>2026-10-02</w:t>
       <w:br/>
       <w:br/>
     </w:r>

--- a/klagomål/A 14594-2022 FSC-klagomål.docx
+++ b/klagomål/A 14594-2022 FSC-klagomål.docx
@@ -1136,7 +1136,7 @@
     <w:r>
       <w:tab/>
       <w:tab/>
-      <w:t>2026-10-02</w:t>
+      <w:t>2026-10-03</w:t>
       <w:br/>
       <w:br/>
     </w:r>

--- a/klagomål/A 14594-2022 FSC-klagomål.docx
+++ b/klagomål/A 14594-2022 FSC-klagomål.docx
@@ -1136,7 +1136,7 @@
     <w:r>
       <w:tab/>
       <w:tab/>
-      <w:t>2026-10-03</w:t>
+      <w:t>2026-10-04</w:t>
       <w:br/>
       <w:br/>
     </w:r>

--- a/klagomål/A 14594-2022 FSC-klagomål.docx
+++ b/klagomål/A 14594-2022 FSC-klagomål.docx
@@ -1136,7 +1136,7 @@
     <w:r>
       <w:tab/>
       <w:tab/>
-      <w:t>2026-10-04</w:t>
+      <w:t>2026-10-05</w:t>
       <w:br/>
       <w:br/>
     </w:r>

--- a/klagomål/A 14594-2022 FSC-klagomål.docx
+++ b/klagomål/A 14594-2022 FSC-klagomål.docx
@@ -1136,7 +1136,7 @@
     <w:r>
       <w:tab/>
       <w:tab/>
-      <w:t>2026-10-05</w:t>
+      <w:t>2026-10-06</w:t>
       <w:br/>
       <w:br/>
     </w:r>

--- a/klagomål/A 14594-2022 FSC-klagomål.docx
+++ b/klagomål/A 14594-2022 FSC-klagomål.docx
@@ -1136,7 +1136,7 @@
     <w:r>
       <w:tab/>
       <w:tab/>
-      <w:t>2026-10-06</w:t>
+      <w:t>2026-10-07</w:t>
       <w:br/>
       <w:br/>
     </w:r>

--- a/klagomål/A 14594-2022 FSC-klagomål.docx
+++ b/klagomål/A 14594-2022 FSC-klagomål.docx
@@ -1136,7 +1136,7 @@
     <w:r>
       <w:tab/>
       <w:tab/>
-      <w:t>2026-10-07</w:t>
+      <w:t>2026-10-08</w:t>
       <w:br/>
       <w:br/>
     </w:r>

--- a/klagomål/A 14594-2022 FSC-klagomål.docx
+++ b/klagomål/A 14594-2022 FSC-klagomål.docx
@@ -1136,7 +1136,7 @@
     <w:r>
       <w:tab/>
       <w:tab/>
-      <w:t>2026-10-08</w:t>
+      <w:t>2026-10-09</w:t>
       <w:br/>
       <w:br/>
     </w:r>

--- a/klagomål/A 14594-2022 FSC-klagomål.docx
+++ b/klagomål/A 14594-2022 FSC-klagomål.docx
@@ -1136,7 +1136,7 @@
     <w:r>
       <w:tab/>
       <w:tab/>
-      <w:t>2026-10-09</w:t>
+      <w:t>2026-10-10</w:t>
       <w:br/>
       <w:br/>
     </w:r>

--- a/klagomål/A 14594-2022 FSC-klagomål.docx
+++ b/klagomål/A 14594-2022 FSC-klagomål.docx
@@ -1136,7 +1136,7 @@
     <w:r>
       <w:tab/>
       <w:tab/>
-      <w:t>2026-10-10</w:t>
+      <w:t>2026-10-11</w:t>
       <w:br/>
       <w:br/>
     </w:r>

--- a/klagomål/A 14594-2022 FSC-klagomål.docx
+++ b/klagomål/A 14594-2022 FSC-klagomål.docx
@@ -1136,7 +1136,7 @@
     <w:r>
       <w:tab/>
       <w:tab/>
-      <w:t>2026-10-11</w:t>
+      <w:t>2026-10-12</w:t>
       <w:br/>
       <w:br/>
     </w:r>

--- a/klagomål/A 14594-2022 FSC-klagomål.docx
+++ b/klagomål/A 14594-2022 FSC-klagomål.docx
@@ -1136,7 +1136,7 @@
     <w:r>
       <w:tab/>
       <w:tab/>
-      <w:t>2026-10-12</w:t>
+      <w:t>2026-10-13</w:t>
       <w:br/>
       <w:br/>
     </w:r>

--- a/klagomål/A 14594-2022 FSC-klagomål.docx
+++ b/klagomål/A 14594-2022 FSC-klagomål.docx
@@ -1136,7 +1136,7 @@
     <w:r>
       <w:tab/>
       <w:tab/>
-      <w:t>2026-10-13</w:t>
+      <w:t>2026-10-14</w:t>
       <w:br/>
       <w:br/>
     </w:r>

--- a/klagomål/A 14594-2022 FSC-klagomål.docx
+++ b/klagomål/A 14594-2022 FSC-klagomål.docx
@@ -1136,7 +1136,7 @@
     <w:r>
       <w:tab/>
       <w:tab/>
-      <w:t>2026-10-14</w:t>
+      <w:t>2026-10-15</w:t>
       <w:br/>
       <w:br/>
     </w:r>

--- a/klagomål/A 14594-2022 FSC-klagomål.docx
+++ b/klagomål/A 14594-2022 FSC-klagomål.docx
@@ -1136,7 +1136,7 @@
     <w:r>
       <w:tab/>
       <w:tab/>
-      <w:t>2026-10-15</w:t>
+      <w:t>2026-10-16</w:t>
       <w:br/>
       <w:br/>
     </w:r>

--- a/klagomål/A 14594-2022 FSC-klagomål.docx
+++ b/klagomål/A 14594-2022 FSC-klagomål.docx
@@ -1136,7 +1136,7 @@
     <w:r>
       <w:tab/>
       <w:tab/>
-      <w:t>2026-10-16</w:t>
+      <w:t>2026-10-17</w:t>
       <w:br/>
       <w:br/>
     </w:r>

--- a/klagomål/A 14594-2022 FSC-klagomål.docx
+++ b/klagomål/A 14594-2022 FSC-klagomål.docx
@@ -1136,7 +1136,7 @@
     <w:r>
       <w:tab/>
       <w:tab/>
-      <w:t>2026-10-17</w:t>
+      <w:t>2026-10-18</w:t>
       <w:br/>
       <w:br/>
     </w:r>

--- a/klagomål/A 14594-2022 FSC-klagomål.docx
+++ b/klagomål/A 14594-2022 FSC-klagomål.docx
@@ -1136,7 +1136,7 @@
     <w:r>
       <w:tab/>
       <w:tab/>
-      <w:t>2026-10-18</w:t>
+      <w:t>2026-10-19</w:t>
       <w:br/>
       <w:br/>
     </w:r>

--- a/klagomål/A 14594-2022 FSC-klagomål.docx
+++ b/klagomål/A 14594-2022 FSC-klagomål.docx
@@ -1136,7 +1136,7 @@
     <w:r>
       <w:tab/>
       <w:tab/>
-      <w:t>2026-10-19</w:t>
+      <w:t>2026-10-20</w:t>
       <w:br/>
       <w:br/>
     </w:r>

--- a/klagomål/A 14594-2022 FSC-klagomål.docx
+++ b/klagomål/A 14594-2022 FSC-klagomål.docx
@@ -1136,7 +1136,7 @@
     <w:r>
       <w:tab/>
       <w:tab/>
-      <w:t>2026-10-20</w:t>
+      <w:t>2026-10-21</w:t>
       <w:br/>
       <w:br/>
     </w:r>

--- a/klagomål/A 14594-2022 FSC-klagomål.docx
+++ b/klagomål/A 14594-2022 FSC-klagomål.docx
@@ -1136,7 +1136,7 @@
     <w:r>
       <w:tab/>
       <w:tab/>
-      <w:t>2026-10-21</w:t>
+      <w:t>2026-10-22</w:t>
       <w:br/>
       <w:br/>
     </w:r>

--- a/klagomål/A 14594-2022 FSC-klagomål.docx
+++ b/klagomål/A 14594-2022 FSC-klagomål.docx
@@ -1136,7 +1136,7 @@
     <w:r>
       <w:tab/>
       <w:tab/>
-      <w:t>2026-10-22</w:t>
+      <w:t>2026-10-23</w:t>
       <w:br/>
       <w:br/>
     </w:r>

--- a/klagomål/A 14594-2022 FSC-klagomål.docx
+++ b/klagomål/A 14594-2022 FSC-klagomål.docx
@@ -1136,7 +1136,7 @@
     <w:r>
       <w:tab/>
       <w:tab/>
-      <w:t>2026-10-23</w:t>
+      <w:t>2026-10-24</w:t>
       <w:br/>
       <w:br/>
     </w:r>

--- a/klagomål/A 14594-2022 FSC-klagomål.docx
+++ b/klagomål/A 14594-2022 FSC-klagomål.docx
@@ -1136,7 +1136,7 @@
     <w:r>
       <w:tab/>
       <w:tab/>
-      <w:t>2026-10-24</w:t>
+      <w:t>2026-10-25</w:t>
       <w:br/>
       <w:br/>
     </w:r>

--- a/klagomål/A 14594-2022 FSC-klagomål.docx
+++ b/klagomål/A 14594-2022 FSC-klagomål.docx
@@ -1136,7 +1136,7 @@
     <w:r>
       <w:tab/>
       <w:tab/>
-      <w:t>2026-10-25</w:t>
+      <w:t>2026-10-26</w:t>
       <w:br/>
       <w:br/>
     </w:r>

--- a/klagomål/A 14594-2022 FSC-klagomål.docx
+++ b/klagomål/A 14594-2022 FSC-klagomål.docx
@@ -1136,7 +1136,7 @@
     <w:r>
       <w:tab/>
       <w:tab/>
-      <w:t>2026-10-26</w:t>
+      <w:t>2026-10-27</w:t>
       <w:br/>
       <w:br/>
     </w:r>

--- a/klagomål/A 14594-2022 FSC-klagomål.docx
+++ b/klagomål/A 14594-2022 FSC-klagomål.docx
@@ -1136,7 +1136,7 @@
     <w:r>
       <w:tab/>
       <w:tab/>
-      <w:t>2026-10-27</w:t>
+      <w:t>2026-10-28</w:t>
       <w:br/>
       <w:br/>
     </w:r>

--- a/klagomål/A 14594-2022 FSC-klagomål.docx
+++ b/klagomål/A 14594-2022 FSC-klagomål.docx
@@ -1136,7 +1136,7 @@
     <w:r>
       <w:tab/>
       <w:tab/>
-      <w:t>2026-10-28</w:t>
+      <w:t>2026-10-29</w:t>
       <w:br/>
       <w:br/>
     </w:r>

--- a/klagomål/A 14594-2022 FSC-klagomål.docx
+++ b/klagomål/A 14594-2022 FSC-klagomål.docx
@@ -1136,7 +1136,7 @@
     <w:r>
       <w:tab/>
       <w:tab/>
-      <w:t>2026-10-29</w:t>
+      <w:t>2026-10-31</w:t>
       <w:br/>
       <w:br/>
     </w:r>
